--- a/Files/2-nd course/4-th semester/Object-oriented programming/Course work/Vlad/Файлы курсовой/Курсовая Гордов БПИ24-02.docx
+++ b/Files/2-nd course/4-th semester/Object-oriented programming/Course work/Vlad/Файлы курсовой/Курсовая Гордов БПИ24-02.docx
@@ -1060,29 +1060,14 @@
               <w:rPr>
                 <w:szCs w:val="28"/>
               </w:rPr>
-              <w:t xml:space="preserve">2. Срок сдачи студентом </w:t>
-            </w:r>
-            <w:proofErr w:type="spellStart"/>
-            <w:r>
-              <w:rPr>
-                <w:szCs w:val="28"/>
-              </w:rPr>
-              <w:t>работы_______</w:t>
+              <w:t>2. Срок сдачи студентом работы_______</w:t>
             </w:r>
             <w:r>
               <w:rPr>
                 <w:szCs w:val="28"/>
                 <w:u w:val="single"/>
               </w:rPr>
-              <w:t>июнь</w:t>
-            </w:r>
-            <w:proofErr w:type="spellEnd"/>
-            <w:r>
-              <w:rPr>
-                <w:szCs w:val="28"/>
-                <w:u w:val="single"/>
-              </w:rPr>
-              <w:t xml:space="preserve"> </w:t>
+              <w:t xml:space="preserve">июнь </w:t>
             </w:r>
             <w:r>
               <w:rPr>
@@ -5603,7 +5588,6 @@
         </w:rPr>
         <w:t xml:space="preserve"> продуктов: системы «1С: Управление торговлей», специализированной системы </w:t>
       </w:r>
-      <w:proofErr w:type="spellStart"/>
       <w:r>
         <w:rPr>
           <w:rFonts w:eastAsia="Times New Roman" w:cs="Times New Roman"/>
@@ -5612,18 +5596,7 @@
           <w:szCs w:val="28"/>
           <w:lang w:eastAsia="ru-RU"/>
         </w:rPr>
-        <w:t>Snipe</w:t>
-      </w:r>
-      <w:proofErr w:type="spellEnd"/>
-      <w:r>
-        <w:rPr>
-          <w:rFonts w:eastAsia="Times New Roman" w:cs="Times New Roman"/>
-          <w:i/>
-          <w:iCs/>
-          <w:szCs w:val="28"/>
-          <w:lang w:eastAsia="ru-RU"/>
-        </w:rPr>
-        <w:t>-IT</w:t>
+        <w:t>Snipe-IT</w:t>
       </w:r>
       <w:r>
         <w:rPr>
@@ -6022,7 +5995,6 @@
           <w:lang w:eastAsia="ru-RU"/>
         </w:rPr>
       </w:pPr>
-      <w:proofErr w:type="spellStart"/>
       <w:r>
         <w:rPr>
           <w:rFonts w:eastAsia="Times New Roman" w:cs="Times New Roman"/>
@@ -6033,20 +6005,7 @@
           <w:szCs w:val="28"/>
           <w:lang w:eastAsia="ru-RU"/>
         </w:rPr>
-        <w:t>Snipe</w:t>
-      </w:r>
-      <w:proofErr w:type="spellEnd"/>
-      <w:r>
-        <w:rPr>
-          <w:rFonts w:eastAsia="Times New Roman" w:cs="Times New Roman"/>
-          <w:b/>
-          <w:bCs/>
-          <w:i/>
-          <w:iCs/>
-          <w:szCs w:val="28"/>
-          <w:lang w:eastAsia="ru-RU"/>
-        </w:rPr>
-        <w:t>-IT</w:t>
+        <w:t>Snipe-IT</w:t>
       </w:r>
       <w:r>
         <w:rPr>
@@ -6290,23 +6249,13 @@
         </w:rPr>
         <w:t xml:space="preserve">Интерфейс списка оборудования программы </w:t>
       </w:r>
-      <w:proofErr w:type="spellStart"/>
       <w:r>
         <w:rPr>
           <w:i/>
           <w:iCs/>
           <w:lang w:eastAsia="ru-RU"/>
         </w:rPr>
-        <w:t>Snipe</w:t>
-      </w:r>
-      <w:proofErr w:type="spellEnd"/>
-      <w:r>
-        <w:rPr>
-          <w:i/>
-          <w:iCs/>
-          <w:lang w:eastAsia="ru-RU"/>
-        </w:rPr>
-        <w:t>-IT</w:t>
+        <w:t>Snipe-IT</w:t>
       </w:r>
       <w:r>
         <w:rPr>
@@ -6389,13 +6338,8 @@
       <w:r>
         <w:t>«</w:t>
       </w:r>
-      <w:proofErr w:type="spellStart"/>
-      <w:r>
-        <w:t>Snipe</w:t>
-      </w:r>
-      <w:proofErr w:type="spellEnd"/>
-      <w:r>
-        <w:t>-IT</w:t>
+      <w:r>
+        <w:t>Snipe-IT</w:t>
       </w:r>
       <w:r>
         <w:t>»</w:t>
@@ -6406,21 +6350,12 @@
         <w:lastRenderedPageBreak/>
         <w:t xml:space="preserve">Преимуществами </w:t>
       </w:r>
-      <w:proofErr w:type="spellStart"/>
       <w:r>
         <w:rPr>
           <w:i/>
           <w:iCs/>
         </w:rPr>
-        <w:t>Snipe</w:t>
-      </w:r>
-      <w:proofErr w:type="spellEnd"/>
-      <w:r>
-        <w:rPr>
-          <w:i/>
-          <w:iCs/>
-        </w:rPr>
-        <w:t>-IT</w:t>
+        <w:t>Snipe-IT</w:t>
       </w:r>
       <w:r>
         <w:t xml:space="preserve"> являются специализация на </w:t>
@@ -6907,7 +6842,6 @@
                 <w:lang w:eastAsia="ru-RU"/>
               </w:rPr>
             </w:pPr>
-            <w:proofErr w:type="spellStart"/>
             <w:r>
               <w:rPr>
                 <w:rFonts w:eastAsia="Times New Roman" w:cs="Times New Roman"/>
@@ -6917,19 +6851,7 @@
                 <w:szCs w:val="24"/>
                 <w:lang w:eastAsia="ru-RU"/>
               </w:rPr>
-              <w:t>Snipe</w:t>
-            </w:r>
-            <w:proofErr w:type="spellEnd"/>
-            <w:r>
-              <w:rPr>
-                <w:rFonts w:eastAsia="Times New Roman" w:cs="Times New Roman"/>
-                <w:i/>
-                <w:iCs/>
-                <w:sz w:val="24"/>
-                <w:szCs w:val="24"/>
-                <w:lang w:eastAsia="ru-RU"/>
-              </w:rPr>
-              <w:t>-IT</w:t>
+              <w:t>Snipe-IT</w:t>
             </w:r>
           </w:p>
         </w:tc>
@@ -7379,7 +7301,6 @@
               </w:rPr>
               <w:t xml:space="preserve">, </w:t>
             </w:r>
-            <w:proofErr w:type="spellStart"/>
             <w:r>
               <w:rPr>
                 <w:rFonts w:eastAsia="Times New Roman" w:cs="Times New Roman"/>
@@ -7391,7 +7312,6 @@
               </w:rPr>
               <w:t>PostgreSQL</w:t>
             </w:r>
-            <w:proofErr w:type="spellEnd"/>
           </w:p>
         </w:tc>
         <w:tc>
@@ -7431,7 +7351,6 @@
               </w:rPr>
               <w:t xml:space="preserve">, </w:t>
             </w:r>
-            <w:proofErr w:type="spellStart"/>
             <w:r>
               <w:rPr>
                 <w:rFonts w:eastAsia="Times New Roman" w:cs="Times New Roman"/>
@@ -7443,7 +7362,6 @@
               </w:rPr>
               <w:t>MariaDB</w:t>
             </w:r>
-            <w:proofErr w:type="spellEnd"/>
           </w:p>
         </w:tc>
         <w:tc>
@@ -8201,7 +8119,6 @@
         </w:rPr>
         <w:t xml:space="preserve">система </w:t>
       </w:r>
-      <w:proofErr w:type="spellStart"/>
       <w:r>
         <w:rPr>
           <w:b/>
@@ -8209,17 +8126,7 @@
           <w:i/>
           <w:iCs/>
         </w:rPr>
-        <w:t>Snipe</w:t>
-      </w:r>
-      <w:proofErr w:type="spellEnd"/>
-      <w:r>
-        <w:rPr>
-          <w:b/>
-          <w:bCs/>
-          <w:i/>
-          <w:iCs/>
-        </w:rPr>
-        <w:t>-IT</w:t>
+        <w:t>Snipe-IT</w:t>
       </w:r>
       <w:r>
         <w:rPr>
@@ -8354,23 +8261,7 @@
           <w:i/>
           <w:iCs/>
         </w:rPr>
-        <w:t xml:space="preserve">Unified </w:t>
-      </w:r>
-      <w:proofErr w:type="spellStart"/>
-      <w:r>
-        <w:rPr>
-          <w:i/>
-          <w:iCs/>
-        </w:rPr>
-        <w:t>Modeling</w:t>
-      </w:r>
-      <w:proofErr w:type="spellEnd"/>
-      <w:r>
-        <w:rPr>
-          <w:i/>
-          <w:iCs/>
-        </w:rPr>
-        <w:t xml:space="preserve"> Language</w:t>
+        <w:t>Unified Modeling Language</w:t>
       </w:r>
       <w:r>
         <w:t>)</w:t>
@@ -8407,31 +8298,13 @@
       <w:r>
         <w:t xml:space="preserve"> (</w:t>
       </w:r>
-      <w:proofErr w:type="spellStart"/>
       <w:r>
         <w:rPr>
           <w:i/>
           <w:iCs/>
         </w:rPr>
-        <w:t>Use</w:t>
-      </w:r>
-      <w:proofErr w:type="spellEnd"/>
-      <w:r>
-        <w:rPr>
-          <w:i/>
-          <w:iCs/>
-        </w:rPr>
-        <w:t xml:space="preserve"> Case </w:t>
-      </w:r>
-      <w:proofErr w:type="spellStart"/>
-      <w:r>
-        <w:rPr>
-          <w:i/>
-          <w:iCs/>
-        </w:rPr>
-        <w:t>Diagram</w:t>
-      </w:r>
-      <w:proofErr w:type="spellEnd"/>
+        <w:t>Use Case Diagram</w:t>
+      </w:r>
       <w:r>
         <w:t xml:space="preserve">); </w:t>
       </w:r>
@@ -8453,31 +8326,13 @@
       <w:r>
         <w:t xml:space="preserve"> активности (</w:t>
       </w:r>
-      <w:proofErr w:type="spellStart"/>
       <w:r>
         <w:rPr>
           <w:i/>
           <w:iCs/>
         </w:rPr>
-        <w:t>Activity</w:t>
-      </w:r>
-      <w:proofErr w:type="spellEnd"/>
-      <w:r>
-        <w:rPr>
-          <w:i/>
-          <w:iCs/>
-        </w:rPr>
-        <w:t xml:space="preserve"> </w:t>
-      </w:r>
-      <w:proofErr w:type="spellStart"/>
-      <w:r>
-        <w:rPr>
-          <w:i/>
-          <w:iCs/>
-        </w:rPr>
-        <w:t>Diagram</w:t>
-      </w:r>
-      <w:proofErr w:type="spellEnd"/>
+        <w:t>Activity Diagram</w:t>
+      </w:r>
       <w:r>
         <w:t>)</w:t>
       </w:r>
@@ -8634,15 +8489,12 @@
         <w:keepNext/>
       </w:pPr>
       <w:r>
-        <w:rPr>
-          <w:noProof/>
-        </w:rPr>
         <w:lastRenderedPageBreak/>
         <w:drawing>
-          <wp:inline distT="0" distB="0" distL="0" distR="0" wp14:anchorId="670F601E" wp14:editId="5AC83423">
-            <wp:extent cx="6119495" cy="4113530"/>
+          <wp:inline distT="0" distB="0" distL="0" distR="0" wp14:anchorId="4788FC9C" wp14:editId="2B1D03CE">
+            <wp:extent cx="6119495" cy="4761230"/>
             <wp:effectExtent l="0" t="0" r="0" b="1270"/>
-            <wp:docPr id="1691708546" name="Рисунок 1"/>
+            <wp:docPr id="2133424863" name="Рисунок 1"/>
             <wp:cNvGraphicFramePr>
               <a:graphicFrameLocks xmlns:a="http://schemas.openxmlformats.org/drawingml/2006/main" noChangeAspect="1"/>
             </wp:cNvGraphicFramePr>
@@ -8650,7 +8502,7 @@
               <a:graphicData uri="http://schemas.openxmlformats.org/drawingml/2006/picture">
                 <pic:pic xmlns:pic="http://schemas.openxmlformats.org/drawingml/2006/picture">
                   <pic:nvPicPr>
-                    <pic:cNvPr id="1691708546" name=""/>
+                    <pic:cNvPr id="2133424863" name=""/>
                     <pic:cNvPicPr/>
                   </pic:nvPicPr>
                   <pic:blipFill>
@@ -8662,7 +8514,7 @@
                   <pic:spPr>
                     <a:xfrm>
                       <a:off x="0" y="0"/>
-                      <a:ext cx="6119495" cy="4113530"/>
+                      <a:ext cx="6119495" cy="4761230"/>
                     </a:xfrm>
                     <a:prstGeom prst="rect">
                       <a:avLst/>
@@ -8722,7 +8574,6 @@
       <w:r>
         <w:t>Слой представления (</w:t>
       </w:r>
-      <w:proofErr w:type="spellStart"/>
       <w:r>
         <w:rPr>
           <w:b/>
@@ -8732,7 +8583,6 @@
         </w:rPr>
         <w:t>Forms</w:t>
       </w:r>
-      <w:proofErr w:type="spellEnd"/>
       <w:r>
         <w:t>) включает все экранные формы приложения</w:t>
       </w:r>
@@ -8760,7 +8610,6 @@
       <w:r>
         <w:t xml:space="preserve"> авторизации (</w:t>
       </w:r>
-      <w:proofErr w:type="spellStart"/>
       <w:r>
         <w:rPr>
           <w:b/>
@@ -8770,7 +8619,6 @@
         </w:rPr>
         <w:t>LoginForm</w:t>
       </w:r>
-      <w:proofErr w:type="spellEnd"/>
       <w:r>
         <w:t>)</w:t>
       </w:r>
@@ -8825,7 +8673,6 @@
       <w:r>
         <w:t>добавления и редактирования оборудования (</w:t>
       </w:r>
-      <w:proofErr w:type="spellStart"/>
       <w:r>
         <w:rPr>
           <w:b/>
@@ -8835,7 +8682,6 @@
         </w:rPr>
         <w:t>EquipmentForm</w:t>
       </w:r>
-      <w:proofErr w:type="spellEnd"/>
       <w:r>
         <w:t>)</w:t>
       </w:r>
@@ -8860,7 +8706,6 @@
       <w:r>
         <w:t xml:space="preserve"> просмотра истории операций (</w:t>
       </w:r>
-      <w:proofErr w:type="spellStart"/>
       <w:r>
         <w:rPr>
           <w:b/>
@@ -8870,7 +8715,6 @@
         </w:rPr>
         <w:t>HistoryForm</w:t>
       </w:r>
-      <w:proofErr w:type="spellEnd"/>
       <w:r>
         <w:t>)</w:t>
       </w:r>
@@ -8895,7 +8739,6 @@
       <w:r>
         <w:t xml:space="preserve"> управления пользователями (</w:t>
       </w:r>
-      <w:proofErr w:type="spellStart"/>
       <w:r>
         <w:rPr>
           <w:b/>
@@ -8905,7 +8748,6 @@
         </w:rPr>
         <w:t>UsersForm</w:t>
       </w:r>
-      <w:proofErr w:type="spellEnd"/>
       <w:r>
         <w:t>)</w:t>
       </w:r>
@@ -8934,6 +8776,7 @@
     </w:p>
     <w:p>
       <w:r>
+        <w:lastRenderedPageBreak/>
         <w:t>Слой бизнес-логики (</w:t>
       </w:r>
       <w:r>
@@ -8948,7 +8791,6 @@
       <w:r>
         <w:t xml:space="preserve">) содержит вспомогательный класс </w:t>
       </w:r>
-      <w:proofErr w:type="spellStart"/>
       <w:r>
         <w:rPr>
           <w:b/>
@@ -8958,7 +8800,6 @@
         </w:rPr>
         <w:t>PasswordHelper</w:t>
       </w:r>
-      <w:proofErr w:type="spellEnd"/>
       <w:r>
         <w:t>,</w:t>
       </w:r>
@@ -8966,11 +8807,7 @@
         <w:t xml:space="preserve"> </w:t>
       </w:r>
       <w:r>
-        <w:t xml:space="preserve">реализованный на основе стандартной библиотеки классов </w:t>
-      </w:r>
-      <w:r>
-        <w:lastRenderedPageBreak/>
-        <w:t xml:space="preserve">платформы </w:t>
+        <w:t xml:space="preserve">реализованный на основе стандартной библиотеки классов платформы </w:t>
       </w:r>
       <w:r>
         <w:rPr>
@@ -9042,7 +8879,6 @@
       <w:r>
         <w:t xml:space="preserve">) представлен классом </w:t>
       </w:r>
-      <w:proofErr w:type="spellStart"/>
       <w:r>
         <w:rPr>
           <w:b/>
@@ -9052,14 +8888,12 @@
         </w:rPr>
         <w:t>AppDbContext</w:t>
       </w:r>
-      <w:proofErr w:type="spellEnd"/>
       <w:r>
         <w:t xml:space="preserve">, наследующим </w:t>
       </w:r>
       <w:r>
         <w:t xml:space="preserve">стандартный класс </w:t>
       </w:r>
-      <w:proofErr w:type="spellStart"/>
       <w:r>
         <w:rPr>
           <w:i/>
@@ -9067,53 +8901,41 @@
         </w:rPr>
         <w:t>DbContext</w:t>
       </w:r>
-      <w:proofErr w:type="spellEnd"/>
       <w:r>
         <w:t xml:space="preserve"> библиотеки </w:t>
       </w:r>
-      <w:proofErr w:type="spellStart"/>
       <w:r>
         <w:rPr>
           <w:i/>
           <w:iCs/>
         </w:rPr>
-        <w:t>Entity</w:t>
-      </w:r>
-      <w:proofErr w:type="spellEnd"/>
+        <w:t>Entity Framework Core</w:t>
+      </w:r>
       <w:r>
         <w:rPr>
           <w:i/>
           <w:iCs/>
         </w:rPr>
-        <w:t xml:space="preserve"> Framework Core</w:t>
+        <w:t xml:space="preserve"> </w:t>
+      </w:r>
+      <w:r>
+        <w:t>[5]</w:t>
+      </w:r>
+      <w:r>
+        <w:t xml:space="preserve">. Данный класс обеспечивает взаимодействие с базой данных </w:t>
       </w:r>
       <w:r>
         <w:rPr>
           <w:i/>
           <w:iCs/>
         </w:rPr>
-        <w:t xml:space="preserve"> </w:t>
-      </w:r>
-      <w:r>
-        <w:t>[5]</w:t>
-      </w:r>
-      <w:r>
-        <w:t xml:space="preserve">. Данный класс обеспечивает взаимодействие с базой данных </w:t>
-      </w:r>
-      <w:proofErr w:type="spellStart"/>
+        <w:t>SQLite</w:t>
+      </w:r>
       <w:r>
         <w:rPr>
           <w:i/>
           <w:iCs/>
         </w:rPr>
-        <w:t>SQLite</w:t>
-      </w:r>
-      <w:proofErr w:type="spellEnd"/>
-      <w:r>
-        <w:rPr>
-          <w:i/>
-          <w:iCs/>
-        </w:rPr>
         <w:t xml:space="preserve"> </w:t>
       </w:r>
       <w:r>
@@ -9138,7 +8960,6 @@
       <w:r>
         <w:t>В слое моделей (</w:t>
       </w:r>
-      <w:proofErr w:type="spellStart"/>
       <w:r>
         <w:rPr>
           <w:b/>
@@ -9148,7 +8969,6 @@
         </w:rPr>
         <w:t>Models</w:t>
       </w:r>
-      <w:proofErr w:type="spellEnd"/>
       <w:r>
         <w:t xml:space="preserve">) определены три класса, соответствующие сущностям предметной области: </w:t>
       </w:r>
@@ -9209,7 +9029,6 @@
           <w:numId w:val="28"/>
         </w:numPr>
       </w:pPr>
-      <w:proofErr w:type="spellStart"/>
       <w:r>
         <w:rPr>
           <w:b/>
@@ -9219,7 +9038,6 @@
         </w:rPr>
         <w:t>OperationHistory</w:t>
       </w:r>
-      <w:proofErr w:type="spellEnd"/>
       <w:r>
         <w:t xml:space="preserve"> (запись журнала операций). </w:t>
       </w:r>
@@ -9228,21 +9046,12 @@
       <w:r>
         <w:t xml:space="preserve">Каждый класс инкапсулирует атрибуты соответствующей сущности и связан с остальными посредством навигационных свойств </w:t>
       </w:r>
-      <w:proofErr w:type="spellStart"/>
       <w:r>
         <w:rPr>
           <w:i/>
           <w:iCs/>
         </w:rPr>
-        <w:t>Entity</w:t>
-      </w:r>
-      <w:proofErr w:type="spellEnd"/>
-      <w:r>
-        <w:rPr>
-          <w:i/>
-          <w:iCs/>
-        </w:rPr>
-        <w:t xml:space="preserve"> Framework Core</w:t>
+        <w:t>Entity Framework Core</w:t>
       </w:r>
       <w:r>
         <w:t>.</w:t>
@@ -9346,7 +9155,6 @@
       <w:r>
         <w:t xml:space="preserve">Проверка роли текущего пользователя выполняется через статическое свойство </w:t>
       </w:r>
-      <w:proofErr w:type="spellStart"/>
       <w:r>
         <w:rPr>
           <w:b/>
@@ -9356,7 +9164,6 @@
         </w:rPr>
         <w:t>Program.CurrentUser</w:t>
       </w:r>
-      <w:proofErr w:type="spellEnd"/>
       <w:r>
         <w:t>, доступное из любой точки приложения.</w:t>
       </w:r>
@@ -9377,7 +9184,6 @@
       <w:r>
         <w:t xml:space="preserve">Для хранения данных приложения используется реляционная СУБД </w:t>
       </w:r>
-      <w:proofErr w:type="spellStart"/>
       <w:r>
         <w:rPr>
           <w:i/>
@@ -9385,11 +9191,9 @@
         </w:rPr>
         <w:t>SQLite</w:t>
       </w:r>
-      <w:proofErr w:type="spellEnd"/>
       <w:r>
         <w:t xml:space="preserve">. База данных представлена файлом </w:t>
       </w:r>
-      <w:proofErr w:type="spellStart"/>
       <w:r>
         <w:rPr>
           <w:b/>
@@ -9399,7 +9203,6 @@
         </w:rPr>
         <w:t>equipment.db</w:t>
       </w:r>
-      <w:proofErr w:type="spellEnd"/>
       <w:r>
         <w:t xml:space="preserve"> и содержит три взаимосвязанные таблицы.</w:t>
       </w:r>
@@ -9408,7 +9211,6 @@
       <w:r>
         <w:t xml:space="preserve">Таблица </w:t>
       </w:r>
-      <w:proofErr w:type="spellStart"/>
       <w:r>
         <w:rPr>
           <w:b/>
@@ -9418,7 +9220,6 @@
         </w:rPr>
         <w:t>Equipments</w:t>
       </w:r>
-      <w:proofErr w:type="spellEnd"/>
       <w:r>
         <w:t xml:space="preserve"> хранит основные сведения о единицах оборудования. Её структура представлена в Таблице 2.1.</w:t>
       </w:r>
@@ -9447,7 +9248,6 @@
       <w:r>
         <w:t xml:space="preserve">Структура таблицы </w:t>
       </w:r>
-      <w:proofErr w:type="spellStart"/>
       <w:r>
         <w:rPr>
           <w:i/>
@@ -9456,7 +9256,6 @@
         </w:rPr>
         <w:t>Equipments</w:t>
       </w:r>
-      <w:proofErr w:type="spellEnd"/>
     </w:p>
     <w:tbl>
       <w:tblPr>
@@ -9791,7 +9590,6 @@
                 <w:lang w:val="en-US" w:eastAsia="ru-RU"/>
               </w:rPr>
             </w:pPr>
-            <w:proofErr w:type="spellStart"/>
             <w:r>
               <w:rPr>
                 <w:rFonts w:eastAsia="Times New Roman" w:cs="Times New Roman"/>
@@ -9803,7 +9601,6 @@
               </w:rPr>
               <w:t>InventoryNumber</w:t>
             </w:r>
-            <w:proofErr w:type="spellEnd"/>
           </w:p>
         </w:tc>
         <w:tc>
@@ -10087,7 +9884,6 @@
                 <w:lang w:val="en-US" w:eastAsia="ru-RU"/>
               </w:rPr>
             </w:pPr>
-            <w:proofErr w:type="spellStart"/>
             <w:r>
               <w:rPr>
                 <w:rFonts w:eastAsia="Times New Roman" w:cs="Times New Roman"/>
@@ -10099,7 +9895,6 @@
               </w:rPr>
               <w:t>SerialNumber</w:t>
             </w:r>
-            <w:proofErr w:type="spellEnd"/>
           </w:p>
         </w:tc>
         <w:tc>
@@ -10187,7 +9982,6 @@
                 <w:lang w:val="en-US" w:eastAsia="ru-RU"/>
               </w:rPr>
             </w:pPr>
-            <w:proofErr w:type="spellStart"/>
             <w:r>
               <w:rPr>
                 <w:rFonts w:eastAsia="Times New Roman" w:cs="Times New Roman"/>
@@ -10199,7 +9993,6 @@
               </w:rPr>
               <w:t>DateAdded</w:t>
             </w:r>
-            <w:proofErr w:type="spellEnd"/>
           </w:p>
         </w:tc>
         <w:tc>
@@ -10287,7 +10080,6 @@
                 <w:lang w:val="en-US" w:eastAsia="ru-RU"/>
               </w:rPr>
             </w:pPr>
-            <w:proofErr w:type="spellStart"/>
             <w:r>
               <w:rPr>
                 <w:rFonts w:eastAsia="Times New Roman" w:cs="Times New Roman"/>
@@ -10299,7 +10091,6 @@
               </w:rPr>
               <w:t>ResponsiblePerson</w:t>
             </w:r>
-            <w:proofErr w:type="spellEnd"/>
           </w:p>
         </w:tc>
         <w:tc>
@@ -10564,7 +10355,6 @@
       <w:r>
         <w:t xml:space="preserve">Таблица </w:t>
       </w:r>
-      <w:proofErr w:type="spellStart"/>
       <w:r>
         <w:rPr>
           <w:b/>
@@ -10574,7 +10364,6 @@
         </w:rPr>
         <w:t>Users</w:t>
       </w:r>
-      <w:proofErr w:type="spellEnd"/>
       <w:r>
         <w:t xml:space="preserve"> </w:t>
       </w:r>
@@ -10938,7 +10727,6 @@
                 <w:lang w:val="en-US" w:eastAsia="ru-RU"/>
               </w:rPr>
             </w:pPr>
-            <w:proofErr w:type="spellStart"/>
             <w:r>
               <w:rPr>
                 <w:rFonts w:eastAsia="Times New Roman" w:cs="Times New Roman"/>
@@ -10950,7 +10738,6 @@
               </w:rPr>
               <w:t>PasswordHash</w:t>
             </w:r>
-            <w:proofErr w:type="spellEnd"/>
           </w:p>
         </w:tc>
         <w:tc>
@@ -11156,7 +10943,6 @@
                 <w:lang w:val="en-US" w:eastAsia="ru-RU"/>
               </w:rPr>
             </w:pPr>
-            <w:proofErr w:type="spellStart"/>
             <w:r>
               <w:rPr>
                 <w:rFonts w:eastAsia="Times New Roman" w:cs="Times New Roman"/>
@@ -11168,7 +10954,6 @@
               </w:rPr>
               <w:t>FullName</w:t>
             </w:r>
-            <w:proofErr w:type="spellEnd"/>
           </w:p>
         </w:tc>
         <w:tc>
@@ -11239,7 +11024,6 @@
       <w:r>
         <w:t xml:space="preserve">Таблица </w:t>
       </w:r>
-      <w:proofErr w:type="spellStart"/>
       <w:r>
         <w:rPr>
           <w:b/>
@@ -11249,7 +11033,6 @@
         </w:rPr>
         <w:t>OperationHistories</w:t>
       </w:r>
-      <w:proofErr w:type="spellEnd"/>
       <w:r>
         <w:t xml:space="preserve"> реализует журнал всех операций с оборудованием. Её структура представлена в таблице 2.3.</w:t>
       </w:r>
@@ -11268,7 +11051,6 @@
       <w:r>
         <w:t xml:space="preserve">Структура таблицы </w:t>
       </w:r>
-      <w:proofErr w:type="spellStart"/>
       <w:r>
         <w:rPr>
           <w:i/>
@@ -11277,7 +11059,6 @@
         </w:rPr>
         <w:t>OperationHistories</w:t>
       </w:r>
-      <w:proofErr w:type="spellEnd"/>
     </w:p>
     <w:tbl>
       <w:tblPr>
@@ -11514,7 +11295,6 @@
                 <w:lang w:val="en-US" w:eastAsia="ru-RU"/>
               </w:rPr>
             </w:pPr>
-            <w:proofErr w:type="spellStart"/>
             <w:r>
               <w:rPr>
                 <w:rFonts w:eastAsia="Times New Roman" w:cs="Times New Roman"/>
@@ -11526,7 +11306,6 @@
               </w:rPr>
               <w:t>EquipmentId</w:t>
             </w:r>
-            <w:proofErr w:type="spellEnd"/>
           </w:p>
         </w:tc>
         <w:tc>
@@ -11632,7 +11411,6 @@
                 <w:lang w:val="en-US" w:eastAsia="ru-RU"/>
               </w:rPr>
             </w:pPr>
-            <w:proofErr w:type="spellStart"/>
             <w:r>
               <w:rPr>
                 <w:rFonts w:eastAsia="Times New Roman" w:cs="Times New Roman"/>
@@ -11644,7 +11422,6 @@
               </w:rPr>
               <w:t>OperationType</w:t>
             </w:r>
-            <w:proofErr w:type="spellEnd"/>
           </w:p>
         </w:tc>
         <w:tc>
@@ -11927,7 +11704,6 @@
                 <w:lang w:val="en-US" w:eastAsia="ru-RU"/>
               </w:rPr>
             </w:pPr>
-            <w:proofErr w:type="spellStart"/>
             <w:r>
               <w:rPr>
                 <w:rFonts w:eastAsia="Times New Roman" w:cs="Times New Roman"/>
@@ -11939,7 +11715,6 @@
               </w:rPr>
               <w:t>PerformedBy</w:t>
             </w:r>
-            <w:proofErr w:type="spellEnd"/>
           </w:p>
         </w:tc>
         <w:tc>
@@ -12017,7 +11792,6 @@
         <w:lastRenderedPageBreak/>
         <w:t xml:space="preserve">Таблицы </w:t>
       </w:r>
-      <w:proofErr w:type="spellStart"/>
       <w:r>
         <w:rPr>
           <w:b/>
@@ -12027,11 +11801,9 @@
         </w:rPr>
         <w:t>Equipments</w:t>
       </w:r>
-      <w:proofErr w:type="spellEnd"/>
       <w:r>
         <w:t xml:space="preserve"> и </w:t>
       </w:r>
-      <w:proofErr w:type="spellStart"/>
       <w:r>
         <w:rPr>
           <w:b/>
@@ -12041,11 +11813,9 @@
         </w:rPr>
         <w:t>OperationHistories</w:t>
       </w:r>
-      <w:proofErr w:type="spellEnd"/>
       <w:r>
         <w:t xml:space="preserve"> связаны отношением «один ко многим»: одна единица оборудования может иметь произвольное количество записей в журнале операций. Связь реализована через внешний ключ </w:t>
       </w:r>
-      <w:proofErr w:type="spellStart"/>
       <w:r>
         <w:rPr>
           <w:b/>
@@ -12055,11 +11825,9 @@
         </w:rPr>
         <w:t>EquipmentId</w:t>
       </w:r>
-      <w:proofErr w:type="spellEnd"/>
       <w:r>
         <w:t xml:space="preserve"> в таблице </w:t>
       </w:r>
-      <w:proofErr w:type="spellStart"/>
       <w:r>
         <w:rPr>
           <w:b/>
@@ -12069,11 +11837,9 @@
         </w:rPr>
         <w:t>OperationHistories</w:t>
       </w:r>
-      <w:proofErr w:type="spellEnd"/>
       <w:r>
         <w:t xml:space="preserve">, ссылающийся на первичный ключ </w:t>
       </w:r>
-      <w:proofErr w:type="spellStart"/>
       <w:r>
         <w:rPr>
           <w:b/>
@@ -12083,11 +11849,9 @@
         </w:rPr>
         <w:t>Id</w:t>
       </w:r>
-      <w:proofErr w:type="spellEnd"/>
       <w:r>
         <w:t xml:space="preserve"> таблицы </w:t>
       </w:r>
-      <w:proofErr w:type="spellStart"/>
       <w:r>
         <w:rPr>
           <w:b/>
@@ -12097,7 +11861,6 @@
         </w:rPr>
         <w:t>Equipments</w:t>
       </w:r>
-      <w:proofErr w:type="spellEnd"/>
       <w:r>
         <w:t>.</w:t>
       </w:r>
@@ -12133,7 +11896,6 @@
       <w:r>
         <w:t xml:space="preserve"> реализован в классе </w:t>
       </w:r>
-      <w:proofErr w:type="spellStart"/>
       <w:r>
         <w:rPr>
           <w:b/>
@@ -12143,17 +11905,8 @@
         </w:rPr>
         <w:t>LoginForm</w:t>
       </w:r>
-      <w:proofErr w:type="spellEnd"/>
-      <w:r>
-        <w:t xml:space="preserve"> и обеспечивает аутентификацию пользователей. При вводе учётных данных выполняется поиск пользователя в базе данных по логину, после чего введённый пароль </w:t>
-      </w:r>
-      <w:proofErr w:type="spellStart"/>
-      <w:r>
-        <w:t>хэшируется</w:t>
-      </w:r>
-      <w:proofErr w:type="spellEnd"/>
-      <w:r>
-        <w:t xml:space="preserve"> алгоритмом </w:t>
+      <w:r>
+        <w:t xml:space="preserve"> и обеспечивает аутентификацию пользователей. При вводе учётных данных выполняется поиск пользователя в базе данных по логину, после чего введённый пароль хэшируется алгоритмом </w:t>
       </w:r>
       <w:r>
         <w:rPr>
@@ -12165,7 +11918,6 @@
       <w:r>
         <w:t xml:space="preserve"> и сравнивается с хранимым хэшем. В случае успешной аутентификации объект пользователя сохраняется в статическом свойстве </w:t>
       </w:r>
-      <w:proofErr w:type="spellStart"/>
       <w:r>
         <w:rPr>
           <w:b/>
@@ -12175,7 +11927,6 @@
         </w:rPr>
         <w:t>Program.CurrentUser</w:t>
       </w:r>
-      <w:proofErr w:type="spellEnd"/>
       <w:r>
         <w:t xml:space="preserve"> и становится доступным во всех формах приложения.</w:t>
       </w:r>
@@ -12203,7 +11954,6 @@
       <w:r>
         <w:t xml:space="preserve"> и </w:t>
       </w:r>
-      <w:proofErr w:type="spellStart"/>
       <w:r>
         <w:rPr>
           <w:b/>
@@ -12213,7 +11963,6 @@
         </w:rPr>
         <w:t>EquipmentForm</w:t>
       </w:r>
-      <w:proofErr w:type="spellEnd"/>
       <w:r>
         <w:t xml:space="preserve">. </w:t>
       </w:r>
@@ -12229,7 +11978,6 @@
       <w:r>
         <w:t xml:space="preserve"> отвечает за отображение списка оборудования с возможностью поиска по всем текстовым полям и фильтрации по статусу. Для отображения данных применяется компонент </w:t>
       </w:r>
-      <w:proofErr w:type="spellStart"/>
       <w:r>
         <w:rPr>
           <w:b/>
@@ -12239,11 +11987,9 @@
         </w:rPr>
         <w:t>DataGridView</w:t>
       </w:r>
-      <w:proofErr w:type="spellEnd"/>
       <w:r>
         <w:t xml:space="preserve"> с источником данных типа </w:t>
       </w:r>
-      <w:proofErr w:type="spellStart"/>
       <w:r>
         <w:rPr>
           <w:b/>
@@ -12253,11 +11999,9 @@
         </w:rPr>
         <w:t>BindingList</w:t>
       </w:r>
-      <w:proofErr w:type="spellEnd"/>
       <w:r>
         <w:t xml:space="preserve">, обеспечивающим интерактивную сортировку по любому столбцу. Класс </w:t>
       </w:r>
-      <w:proofErr w:type="spellStart"/>
       <w:r>
         <w:rPr>
           <w:b/>
@@ -12267,7 +12011,6 @@
         </w:rPr>
         <w:t>EquipmentForm</w:t>
       </w:r>
-      <w:proofErr w:type="spellEnd"/>
       <w:r>
         <w:t xml:space="preserve"> используется как для добавления новых записей, так и для редактирования существующих — режим работы определяется наличием переданного объекта </w:t>
       </w:r>
@@ -12295,7 +12038,6 @@
       <w:r>
         <w:t xml:space="preserve"> реализован в классе </w:t>
       </w:r>
-      <w:proofErr w:type="spellStart"/>
       <w:r>
         <w:rPr>
           <w:b/>
@@ -12305,11 +12047,9 @@
         </w:rPr>
         <w:t>HistoryForm</w:t>
       </w:r>
-      <w:proofErr w:type="spellEnd"/>
       <w:r>
         <w:t xml:space="preserve">. При каждом добавлении или редактировании оборудования в таблицу </w:t>
       </w:r>
-      <w:proofErr w:type="spellStart"/>
       <w:r>
         <w:rPr>
           <w:b/>
@@ -12319,7 +12059,6 @@
         </w:rPr>
         <w:t>OperationHistories</w:t>
       </w:r>
-      <w:proofErr w:type="spellEnd"/>
       <w:r>
         <w:t xml:space="preserve"> автоматически вносится запись с указанием типа операции, её описания, даты и исполнителя.</w:t>
       </w:r>
@@ -12335,7 +12074,6 @@
       <w:r>
         <w:t xml:space="preserve"> реализован в классе </w:t>
       </w:r>
-      <w:proofErr w:type="spellStart"/>
       <w:r>
         <w:rPr>
           <w:b/>
@@ -12345,7 +12083,6 @@
         </w:rPr>
         <w:t>UsersForm</w:t>
       </w:r>
-      <w:proofErr w:type="spellEnd"/>
       <w:r>
         <w:t xml:space="preserve"> и доступен исключительно пользователям с ролью «Администратор». Модуль позволяет добавлять новых пользователей с указанием логина, пароля, полного имени и роли, а также удалять существующих пользователей, за исключением текущего.</w:t>
       </w:r>
@@ -12361,7 +12098,6 @@
       <w:r>
         <w:t xml:space="preserve"> реализован в статическом классе </w:t>
       </w:r>
-      <w:proofErr w:type="spellStart"/>
       <w:r>
         <w:rPr>
           <w:b/>
@@ -12371,11 +12107,9 @@
         </w:rPr>
         <w:t>PasswordHelper</w:t>
       </w:r>
-      <w:proofErr w:type="spellEnd"/>
       <w:r>
         <w:t xml:space="preserve">. Метод </w:t>
       </w:r>
-      <w:proofErr w:type="spellStart"/>
       <w:r>
         <w:rPr>
           <w:b/>
@@ -12385,7 +12119,6 @@
         </w:rPr>
         <w:t>Hash</w:t>
       </w:r>
-      <w:proofErr w:type="spellEnd"/>
       <w:r>
         <w:t xml:space="preserve"> принимает строку пароля, преобразует её в байтовый массив в кодировке </w:t>
       </w:r>
@@ -12409,7 +12142,6 @@
       <w:r>
         <w:t xml:space="preserve"> хэш, возвращая результат в виде шестнадцатеричной строки. Метод </w:t>
       </w:r>
-      <w:proofErr w:type="spellStart"/>
       <w:r>
         <w:rPr>
           <w:b/>
@@ -12419,7 +12151,6 @@
         </w:rPr>
         <w:t>Verify</w:t>
       </w:r>
-      <w:proofErr w:type="spellEnd"/>
       <w:r>
         <w:t xml:space="preserve"> выполняет хэширование введённого пароля и сравнивает результат с хранимым значением.</w:t>
       </w:r>
@@ -13723,7 +13454,6 @@
       <w:r>
         <w:t xml:space="preserve">. При первом запуске программа автоматически создаёт файл базы данных </w:t>
       </w:r>
-      <w:proofErr w:type="spellStart"/>
       <w:r>
         <w:rPr>
           <w:b/>
@@ -13733,14 +13463,12 @@
         </w:rPr>
         <w:t>equipment.db</w:t>
       </w:r>
-      <w:proofErr w:type="spellEnd"/>
       <w:r>
         <w:t xml:space="preserve"> в директории приложения и инициализирует учётную запись администратора с логином </w:t>
       </w:r>
       <w:r>
         <w:t>«</w:t>
       </w:r>
-      <w:proofErr w:type="spellStart"/>
       <w:r>
         <w:rPr>
           <w:i/>
@@ -13748,7 +13476,6 @@
         </w:rPr>
         <w:t>admin</w:t>
       </w:r>
-      <w:proofErr w:type="spellEnd"/>
       <w:r>
         <w:rPr>
           <w:i/>
@@ -14745,48 +14472,80 @@
           <w:i/>
           <w:iCs/>
         </w:rPr>
-        <w:t xml:space="preserve">Windows </w:t>
-      </w:r>
-      <w:proofErr w:type="spellStart"/>
+        <w:t>Windows Forms</w:t>
+      </w:r>
+      <w:r>
+        <w:t xml:space="preserve">. Для работы с базой данных применяется библиотека </w:t>
+      </w:r>
       <w:r>
         <w:rPr>
           <w:i/>
           <w:iCs/>
         </w:rPr>
-        <w:t>Forms</w:t>
-      </w:r>
-      <w:proofErr w:type="spellEnd"/>
-      <w:r>
-        <w:t xml:space="preserve">. Для работы с базой данных применяется библиотека </w:t>
-      </w:r>
-      <w:proofErr w:type="spellStart"/>
+        <w:t>Entity Framework Core</w:t>
+      </w:r>
+      <w:r>
+        <w:t xml:space="preserve"> версии 9 с провайдером </w:t>
+      </w:r>
       <w:r>
         <w:rPr>
           <w:i/>
           <w:iCs/>
         </w:rPr>
-        <w:t>Entity</w:t>
-      </w:r>
-      <w:proofErr w:type="spellEnd"/>
+        <w:t>Microsoft.EntityFrameworkCore.Sqlite</w:t>
+      </w:r>
+      <w:r>
+        <w:t>.</w:t>
+      </w:r>
+    </w:p>
+    <w:p>
+      <w:r>
+        <w:rPr>
+          <w:b/>
+          <w:bCs/>
+        </w:rPr>
+        <w:t>Требования к среде разработки:</w:t>
+      </w:r>
+      <w:r>
+        <w:t xml:space="preserve"> операционная система </w:t>
+      </w:r>
       <w:r>
         <w:rPr>
           <w:i/>
           <w:iCs/>
         </w:rPr>
-        <w:t xml:space="preserve"> Framework Core</w:t>
-      </w:r>
-      <w:r>
-        <w:t xml:space="preserve"> версии 9 с провайдером </w:t>
-      </w:r>
-      <w:proofErr w:type="spellStart"/>
+        <w:t>Windows 10</w:t>
+      </w:r>
+      <w:r>
+        <w:t xml:space="preserve"> и выше, установленный </w:t>
+      </w:r>
       <w:r>
         <w:rPr>
           <w:i/>
           <w:iCs/>
         </w:rPr>
-        <w:t>Microsoft.EntityFrameworkCore.Sqlite</w:t>
-      </w:r>
-      <w:proofErr w:type="spellEnd"/>
+        <w:t>.NET 10 SDK</w:t>
+      </w:r>
+      <w:r>
+        <w:t xml:space="preserve">, редактор </w:t>
+      </w:r>
+      <w:r>
+        <w:rPr>
+          <w:i/>
+          <w:iCs/>
+        </w:rPr>
+        <w:t>Visual Studio Code</w:t>
+      </w:r>
+      <w:r>
+        <w:t xml:space="preserve"> с расширением </w:t>
+      </w:r>
+      <w:r>
+        <w:rPr>
+          <w:i/>
+          <w:iCs/>
+        </w:rPr>
+        <w:t>C# Dev Kit</w:t>
+      </w:r>
       <w:r>
         <w:t>.</w:t>
       </w:r>
@@ -14797,102 +14556,31 @@
           <w:b/>
           <w:bCs/>
         </w:rPr>
-        <w:t>Требования к среде разработки:</w:t>
-      </w:r>
-      <w:r>
-        <w:t xml:space="preserve"> операционная система </w:t>
+        <w:t>Структура проекта</w:t>
+      </w:r>
+      <w:r>
+        <w:t xml:space="preserve"> организована по принципу разделения ответственности. Папка </w:t>
       </w:r>
       <w:r>
         <w:rPr>
           <w:i/>
           <w:iCs/>
         </w:rPr>
-        <w:t>Windows 10</w:t>
-      </w:r>
-      <w:r>
-        <w:t xml:space="preserve"> и выше, установленный </w:t>
+        <w:t>Models</w:t>
+      </w:r>
+      <w:r>
+        <w:t xml:space="preserve"> содержит классы-модели сущностей. Папка </w:t>
       </w:r>
       <w:r>
         <w:rPr>
           <w:i/>
           <w:iCs/>
         </w:rPr>
-        <w:t>.NET 10 SDK</w:t>
-      </w:r>
-      <w:r>
-        <w:t xml:space="preserve">, редактор </w:t>
-      </w:r>
-      <w:r>
-        <w:rPr>
-          <w:i/>
-          <w:iCs/>
-        </w:rPr>
-        <w:t>Visual Studio Code</w:t>
-      </w:r>
-      <w:r>
-        <w:t xml:space="preserve"> с расширением </w:t>
-      </w:r>
-      <w:r>
-        <w:rPr>
-          <w:i/>
-          <w:iCs/>
-        </w:rPr>
-        <w:t xml:space="preserve">C# </w:t>
-      </w:r>
-      <w:proofErr w:type="spellStart"/>
-      <w:r>
-        <w:rPr>
-          <w:i/>
-          <w:iCs/>
-        </w:rPr>
-        <w:t>Dev</w:t>
-      </w:r>
-      <w:proofErr w:type="spellEnd"/>
-      <w:r>
-        <w:rPr>
-          <w:i/>
-          <w:iCs/>
-        </w:rPr>
-        <w:t xml:space="preserve"> Kit</w:t>
-      </w:r>
-      <w:r>
-        <w:t>.</w:t>
-      </w:r>
-    </w:p>
-    <w:p>
-      <w:r>
-        <w:rPr>
-          <w:b/>
-          <w:bCs/>
-        </w:rPr>
-        <w:t>Структура проекта</w:t>
-      </w:r>
-      <w:r>
-        <w:t xml:space="preserve"> организована по принципу разделения ответственности. Папка </w:t>
-      </w:r>
-      <w:proofErr w:type="spellStart"/>
-      <w:r>
-        <w:rPr>
-          <w:i/>
-          <w:iCs/>
-        </w:rPr>
-        <w:t>Models</w:t>
-      </w:r>
-      <w:proofErr w:type="spellEnd"/>
-      <w:r>
-        <w:t xml:space="preserve"> содержит классы-модели сущностей. Папка </w:t>
-      </w:r>
-      <w:r>
-        <w:rPr>
-          <w:i/>
-          <w:iCs/>
-        </w:rPr>
         <w:t>Data</w:t>
       </w:r>
       <w:r>
         <w:t xml:space="preserve"> содержит контекст базы данных </w:t>
       </w:r>
-      <w:proofErr w:type="spellStart"/>
       <w:r>
         <w:rPr>
           <w:b/>
@@ -14902,11 +14590,9 @@
         </w:rPr>
         <w:t>AppDbContext</w:t>
       </w:r>
-      <w:proofErr w:type="spellEnd"/>
       <w:r>
         <w:t xml:space="preserve">. Папка </w:t>
       </w:r>
-      <w:proofErr w:type="spellStart"/>
       <w:r>
         <w:rPr>
           <w:i/>
@@ -14914,7 +14600,6 @@
         </w:rPr>
         <w:t>Forms</w:t>
       </w:r>
-      <w:proofErr w:type="spellEnd"/>
       <w:r>
         <w:t xml:space="preserve"> содержит все экранные формы приложения. Папка </w:t>
       </w:r>
@@ -14940,75 +14625,23 @@
       <w:r>
         <w:t xml:space="preserve"> выполняются командой </w:t>
       </w:r>
-      <w:proofErr w:type="spellStart"/>
       <w:r>
         <w:rPr>
           <w:i/>
           <w:iCs/>
         </w:rPr>
-        <w:t>dotnet</w:t>
-      </w:r>
-      <w:proofErr w:type="spellEnd"/>
+        <w:t>dotnet run</w:t>
+      </w:r>
+      <w:r>
+        <w:t xml:space="preserve"> из корневой директории проекта. Публикация исполняемого файла выполняется командой </w:t>
+      </w:r>
       <w:r>
         <w:rPr>
           <w:i/>
           <w:iCs/>
         </w:rPr>
-        <w:t xml:space="preserve"> </w:t>
-      </w:r>
-      <w:proofErr w:type="spellStart"/>
-      <w:r>
-        <w:rPr>
-          <w:i/>
-          <w:iCs/>
-        </w:rPr>
-        <w:t>run</w:t>
-      </w:r>
-      <w:proofErr w:type="spellEnd"/>
-      <w:r>
-        <w:t xml:space="preserve"> из корневой директории проекта. Публикация исполняемого файла выполняется командой </w:t>
-      </w:r>
-      <w:proofErr w:type="spellStart"/>
-      <w:r>
-        <w:rPr>
-          <w:i/>
-          <w:iCs/>
-        </w:rPr>
-        <w:t>dotnet</w:t>
-      </w:r>
-      <w:proofErr w:type="spellEnd"/>
-      <w:r>
-        <w:rPr>
-          <w:i/>
-          <w:iCs/>
-        </w:rPr>
-        <w:t xml:space="preserve"> </w:t>
-      </w:r>
-      <w:proofErr w:type="spellStart"/>
-      <w:r>
-        <w:rPr>
-          <w:i/>
-          <w:iCs/>
-        </w:rPr>
-        <w:t>publish</w:t>
-      </w:r>
-      <w:proofErr w:type="spellEnd"/>
-      <w:r>
-        <w:rPr>
-          <w:i/>
-          <w:iCs/>
-        </w:rPr>
-        <w:t xml:space="preserve"> -c </w:t>
-      </w:r>
-      <w:proofErr w:type="spellStart"/>
-      <w:r>
-        <w:rPr>
-          <w:i/>
-          <w:iCs/>
-        </w:rPr>
-        <w:t>Release</w:t>
-      </w:r>
-      <w:proofErr w:type="spellEnd"/>
+        <w:t>dotnet publish -c Release</w:t>
+      </w:r>
       <w:r>
         <w:t>.</w:t>
       </w:r>
@@ -15036,7 +14669,6 @@
       <w:r>
         <w:t xml:space="preserve"> в папке </w:t>
       </w:r>
-      <w:proofErr w:type="spellStart"/>
       <w:r>
         <w:rPr>
           <w:i/>
@@ -15044,11 +14676,9 @@
         </w:rPr>
         <w:t>Models</w:t>
       </w:r>
-      <w:proofErr w:type="spellEnd"/>
       <w:r>
         <w:t xml:space="preserve">, добавить соответствующий элемент управления в форму </w:t>
       </w:r>
-      <w:proofErr w:type="spellStart"/>
       <w:r>
         <w:rPr>
           <w:b/>
@@ -15058,11 +14688,9 @@
         </w:rPr>
         <w:t>EquipmentForm</w:t>
       </w:r>
-      <w:proofErr w:type="spellEnd"/>
       <w:r>
         <w:t xml:space="preserve">, удалить файл </w:t>
       </w:r>
-      <w:proofErr w:type="spellStart"/>
       <w:r>
         <w:rPr>
           <w:b/>
@@ -15072,7 +14700,6 @@
         </w:rPr>
         <w:t>equipment.db</w:t>
       </w:r>
-      <w:proofErr w:type="spellEnd"/>
       <w:r>
         <w:t xml:space="preserve"> для пересоздания структуры базы данных при следующем запуске.</w:t>
       </w:r>
@@ -15163,21 +14790,12 @@
       <w:r>
         <w:t xml:space="preserve">В рамках теоретической части проведён анализ предметной области, в ходе которого определены ключевые процессы учёта оборудования и выявлены недостатки существующих подходов. Аналитический обзор программных аналогов — систем «1С: Управление торговлей», </w:t>
       </w:r>
-      <w:proofErr w:type="spellStart"/>
       <w:r>
         <w:rPr>
           <w:i/>
           <w:iCs/>
         </w:rPr>
-        <w:t>Snipe</w:t>
-      </w:r>
-      <w:proofErr w:type="spellEnd"/>
-      <w:r>
-        <w:rPr>
-          <w:i/>
-          <w:iCs/>
-        </w:rPr>
-        <w:t>-IT</w:t>
+        <w:t>Snipe-IT</w:t>
       </w:r>
       <w:r>
         <w:t xml:space="preserve"> и </w:t>
@@ -15274,15 +14892,7 @@
         <w:t>Form</w:t>
       </w:r>
       <w:r>
-        <w:t xml:space="preserve"> платформы </w:t>
-      </w:r>
-      <w:proofErr w:type="spellStart"/>
-      <w:r>
-        <w:t>WinForms</w:t>
-      </w:r>
-      <w:proofErr w:type="spellEnd"/>
-      <w:r>
-        <w:t>;</w:t>
+        <w:t xml:space="preserve"> платформы WinForms;</w:t>
       </w:r>
     </w:p>
     <w:p>
@@ -15313,7 +14923,6 @@
       <w:r>
         <w:t xml:space="preserve">единый класс </w:t>
       </w:r>
-      <w:proofErr w:type="spellStart"/>
       <w:r>
         <w:rPr>
           <w:b/>
@@ -15323,7 +14932,6 @@
         </w:rPr>
         <w:t>EquipmentForm</w:t>
       </w:r>
-      <w:proofErr w:type="spellEnd"/>
       <w:r>
         <w:t xml:space="preserve"> используется как для добавления, так и для редактирования объектов в зависимости от переданных параметров.</w:t>
       </w:r>
@@ -15499,13 +15107,8 @@
           <w:numId w:val="33"/>
         </w:numPr>
       </w:pPr>
-      <w:proofErr w:type="spellStart"/>
-      <w:r>
-        <w:t>Entity</w:t>
-      </w:r>
-      <w:proofErr w:type="spellEnd"/>
-      <w:r>
-        <w:t xml:space="preserve"> Framework Core — документация [Электронный ресурс] // Microsoft Corporation. URL: </w:t>
+      <w:r>
+        <w:t xml:space="preserve">Entity Framework Core — документация [Электронный ресурс] // Microsoft Corporation. URL: </w:t>
       </w:r>
       <w:hyperlink r:id="rId31" w:history="1">
         <w:r>
@@ -15586,21 +15189,8 @@
           <w:numId w:val="33"/>
         </w:numPr>
       </w:pPr>
-      <w:proofErr w:type="spellStart"/>
-      <w:r>
-        <w:t>Троелсен</w:t>
-      </w:r>
-      <w:proofErr w:type="spellEnd"/>
-      <w:r>
-        <w:t xml:space="preserve"> Э., </w:t>
-      </w:r>
-      <w:proofErr w:type="spellStart"/>
-      <w:r>
-        <w:t>Джепикс</w:t>
-      </w:r>
-      <w:proofErr w:type="spellEnd"/>
-      <w:r>
-        <w:t xml:space="preserve"> Ф. Язык программирования C# 9 и платформа </w:t>
+      <w:r>
+        <w:t xml:space="preserve">Троелсен Э., Джепикс Ф. Язык программирования C# 9 и платформа </w:t>
       </w:r>
       <w:r>
         <w:t>.NET</w:t>
